--- a/reports/projects/4.7_Report.docx
+++ b/reports/projects/4.7_Report.docx
@@ -64,7 +64,7 @@
           <w:szCs w:val="19"/>
           <w:rFonts w:ascii="Cambria" w:cs="Cambria" w:eastAsia="Cambria" w:hAnsi="Cambria"/>
         </w:rPr>
-        <w:t xml:space="preserve">July 22, 2026</w:t>
+        <w:t xml:space="preserve">July 23, 2026</w:t>
       </w:r>
     </w:p>
     <w:tbl>
@@ -1060,7 +1060,7 @@
         <w:szCs w:val="14"/>
         <w:rFonts w:ascii="Cambria" w:cs="Cambria" w:eastAsia="Cambria" w:hAnsi="Cambria"/>
       </w:rPr>
-      <w:t xml:space="preserve">Generated July 22, 2026  |  California Community Colleges  |  CPL Initiative</w:t>
+      <w:t xml:space="preserve">Generated July 23, 2026  |  California Community Colleges  |  CPL Initiative</w:t>
     </w:r>
     <w:r>
       <w:rPr>

--- a/reports/projects/4.7_Report.docx
+++ b/reports/projects/4.7_Report.docx
@@ -64,7 +64,7 @@
           <w:szCs w:val="19"/>
           <w:rFonts w:ascii="Cambria" w:cs="Cambria" w:eastAsia="Cambria" w:hAnsi="Cambria"/>
         </w:rPr>
-        <w:t xml:space="preserve">July 23, 2026</w:t>
+        <w:t xml:space="preserve">July 24, 2026</w:t>
       </w:r>
     </w:p>
     <w:tbl>
@@ -965,7 +965,7 @@
           <w:szCs w:val="18"/>
           <w:rFonts w:ascii="Cambria" w:cs="Cambria" w:eastAsia="Cambria" w:hAnsi="Cambria"/>
         </w:rPr>
-        <w:t xml:space="preserve">Date: 2026-04-07</w:t>
+        <w:t xml:space="preserve">Date: 2026-07-23</w:t>
       </w:r>
     </w:p>
     <w:p>
@@ -979,7 +979,8 @@
           <w:szCs w:val="21"/>
           <w:rFonts w:ascii="Cambria" w:cs="Cambria" w:eastAsia="Cambria" w:hAnsi="Cambria"/>
         </w:rPr>
-        <w:t xml:space="preserve">Proposed funding in Governor's budget; monitoring and providing evidence to support advancement</w:t>
+        <w:t xml:space="preserve">SB 135 and AB 135 were enacted, providing $7 million in ongoing funding for CPL Initiative operations, technical assistance, faculty workgroups, technology development, partnerships, and intersegmental collaboration, plus $35 million to support college awards based on CPL outcomes, projects, and innovations. The Chancellor's Office has drafted a two-year college funding model, with finalization expected in August 2026, field deployment in October 2026, and first disbursements planned for November or December 2026.
+Link to bills: https://legiscan.com/CA/text/AB135/id/3044016</w:t>
       </w:r>
     </w:p>
     <w:p>
@@ -1060,7 +1061,7 @@
         <w:szCs w:val="14"/>
         <w:rFonts w:ascii="Cambria" w:cs="Cambria" w:eastAsia="Cambria" w:hAnsi="Cambria"/>
       </w:rPr>
-      <w:t xml:space="preserve">Generated July 23, 2026  |  California Community Colleges  |  CPL Initiative</w:t>
+      <w:t xml:space="preserve">Generated July 24, 2026  |  California Community Colleges  |  CPL Initiative</w:t>
     </w:r>
     <w:r>
       <w:rPr>

--- a/reports/projects/4.7_Report.docx
+++ b/reports/projects/4.7_Report.docx
@@ -64,7 +64,7 @@
           <w:szCs w:val="19"/>
           <w:rFonts w:ascii="Cambria" w:cs="Cambria" w:eastAsia="Cambria" w:hAnsi="Cambria"/>
         </w:rPr>
-        <w:t xml:space="preserve">July 24, 2026</w:t>
+        <w:t xml:space="preserve">July 25, 2026</w:t>
       </w:r>
     </w:p>
     <w:tbl>
@@ -1061,7 +1061,7 @@
         <w:szCs w:val="14"/>
         <w:rFonts w:ascii="Cambria" w:cs="Cambria" w:eastAsia="Cambria" w:hAnsi="Cambria"/>
       </w:rPr>
-      <w:t xml:space="preserve">Generated July 24, 2026  |  California Community Colleges  |  CPL Initiative</w:t>
+      <w:t xml:space="preserve">Generated July 25, 2026  |  California Community Colleges  |  CPL Initiative</w:t>
     </w:r>
     <w:r>
       <w:rPr>

--- a/reports/projects/4.7_Report.docx
+++ b/reports/projects/4.7_Report.docx
@@ -64,7 +64,7 @@
           <w:szCs w:val="19"/>
           <w:rFonts w:ascii="Cambria" w:cs="Cambria" w:eastAsia="Cambria" w:hAnsi="Cambria"/>
         </w:rPr>
-        <w:t xml:space="preserve">July 25, 2026</w:t>
+        <w:t xml:space="preserve">July 26, 2026</w:t>
       </w:r>
     </w:p>
     <w:tbl>
@@ -1061,7 +1061,7 @@
         <w:szCs w:val="14"/>
         <w:rFonts w:ascii="Cambria" w:cs="Cambria" w:eastAsia="Cambria" w:hAnsi="Cambria"/>
       </w:rPr>
-      <w:t xml:space="preserve">Generated July 25, 2026  |  California Community Colleges  |  CPL Initiative</w:t>
+      <w:t xml:space="preserve">Generated July 26, 2026  |  California Community Colleges  |  CPL Initiative</w:t>
     </w:r>
     <w:r>
       <w:rPr>

--- a/reports/projects/4.7_Report.docx
+++ b/reports/projects/4.7_Report.docx
@@ -64,7 +64,7 @@
           <w:szCs w:val="19"/>
           <w:rFonts w:ascii="Cambria" w:cs="Cambria" w:eastAsia="Cambria" w:hAnsi="Cambria"/>
         </w:rPr>
-        <w:t xml:space="preserve">July 26, 2026</w:t>
+        <w:t xml:space="preserve">July 27, 2026</w:t>
       </w:r>
     </w:p>
     <w:tbl>
@@ -1061,7 +1061,7 @@
         <w:szCs w:val="14"/>
         <w:rFonts w:ascii="Cambria" w:cs="Cambria" w:eastAsia="Cambria" w:hAnsi="Cambria"/>
       </w:rPr>
-      <w:t xml:space="preserve">Generated July 26, 2026  |  California Community Colleges  |  CPL Initiative</w:t>
+      <w:t xml:space="preserve">Generated July 27, 2026  |  California Community Colleges  |  CPL Initiative</w:t>
     </w:r>
     <w:r>
       <w:rPr>
